--- a/Test Plan Assignment.docx
+++ b/Test Plan Assignment.docx
@@ -87,7 +87,14 @@
           <w:b/>
           <w:bCs/>
         </w:rPr>
-        <w:t xml:space="preserve"> Monday</w:t>
+        <w:t xml:space="preserve"> </w:t>
+      </w:r>
+      <w:r>
+        <w:rPr>
+          <w:b/>
+          <w:bCs/>
+        </w:rPr>
+        <w:t>Tuesday</w:t>
       </w:r>
       <w:r>
         <w:rPr>
@@ -101,16 +108,36 @@
           <w:b/>
           <w:bCs/>
         </w:rPr>
-        <w:t xml:space="preserve"> March 31</w:t>
-      </w:r>
-      <w:proofErr w:type="gramStart"/>
+        <w:t xml:space="preserve"> </w:t>
+      </w:r>
+      <w:r>
+        <w:rPr>
+          <w:b/>
+          <w:bCs/>
+        </w:rPr>
+        <w:t>April</w:t>
+      </w:r>
+      <w:r>
+        <w:rPr>
+          <w:b/>
+          <w:bCs/>
+        </w:rPr>
+        <w:t xml:space="preserve"> </w:t>
+      </w:r>
+      <w:r>
+        <w:rPr>
+          <w:b/>
+          <w:bCs/>
+        </w:rPr>
+        <w:t>14</w:t>
+      </w:r>
       <w:r>
         <w:rPr>
           <w:b/>
           <w:bCs/>
           <w:vertAlign w:val="superscript"/>
         </w:rPr>
-        <w:t>st</w:t>
+        <w:t>th</w:t>
       </w:r>
       <w:r>
         <w:rPr>
@@ -131,15 +158,7 @@
           <w:b/>
           <w:bCs/>
         </w:rPr>
-        <w:t>@</w:t>
-      </w:r>
-      <w:proofErr w:type="gramEnd"/>
-      <w:r>
-        <w:rPr>
-          <w:b/>
-          <w:bCs/>
-        </w:rPr>
-        <w:t xml:space="preserve"> 11:59 pm</w:t>
+        <w:t>@ 11:59 pm</w:t>
       </w:r>
     </w:p>
     <w:p>
@@ -293,7 +312,7 @@
         </w:numPr>
       </w:pPr>
       <w:r>
-        <w:t>Choose the Right Tools</w:t>
+        <w:t>Prepare Your Test Environment</w:t>
       </w:r>
     </w:p>
     <w:p>
@@ -305,7 +324,7 @@
         </w:numPr>
       </w:pPr>
       <w:r>
-        <w:t>Select E2E testing tools that are compatible with your technology stack and meet your project's needs. Consider tools that offer good documentation and community support.</w:t>
+        <w:t>Set up a test environment that closely mirrors your production environment. This includes configuring databases, servers, and any external services your application interacts with.</w:t>
       </w:r>
     </w:p>
     <w:p>
@@ -317,7 +336,10 @@
         </w:numPr>
       </w:pPr>
       <w:r>
-        <w:t>Prepare Your Test Environment</w:t>
+        <w:t xml:space="preserve">Automate and </w:t>
+      </w:r>
+      <w:r>
+        <w:t>Execute Test Cases</w:t>
       </w:r>
     </w:p>
     <w:p>
@@ -329,7 +351,13 @@
         </w:numPr>
       </w:pPr>
       <w:r>
-        <w:t>Set up a test environment that closely mirrors your production environment. This includes configuring databases, servers, and any external services your application interacts with.</w:t>
+        <w:t xml:space="preserve">Begin executing your test cases, either manually or through automation. Pay close attention to the system's </w:t>
+      </w:r>
+      <w:r>
+        <w:t>behaviour</w:t>
+      </w:r>
+      <w:r>
+        <w:t xml:space="preserve"> and document any discrepancies from expected outcomes.</w:t>
       </w:r>
     </w:p>
     <w:p>
@@ -341,10 +369,7 @@
         </w:numPr>
       </w:pPr>
       <w:r>
-        <w:t xml:space="preserve">Automate and </w:t>
-      </w:r>
-      <w:r>
-        <w:t>Execute Test Cases</w:t>
+        <w:t>Perform Regression Testing</w:t>
       </w:r>
     </w:p>
     <w:p>
@@ -356,13 +381,13 @@
         </w:numPr>
       </w:pPr>
       <w:r>
-        <w:t xml:space="preserve">Begin executing your test cases, either manually or through automation. Pay close attention to the system's </w:t>
-      </w:r>
-      <w:r>
-        <w:t>behaviour</w:t>
-      </w:r>
-      <w:r>
-        <w:t xml:space="preserve"> and document any discrepancies from expected outcomes.</w:t>
+        <w:t xml:space="preserve">After fixing bugs, perform regression testing to ensure that changes have not adversely affected other </w:t>
+      </w:r>
+      <w:r>
+        <w:t>application parts</w:t>
+      </w:r>
+      <w:r>
+        <w:t>.</w:t>
       </w:r>
     </w:p>
     <w:p>
@@ -374,7 +399,7 @@
         </w:numPr>
       </w:pPr>
       <w:r>
-        <w:t>Perform Regression Testing</w:t>
+        <w:t>Review and Reflect</w:t>
       </w:r>
     </w:p>
     <w:p>
@@ -386,13 +411,7 @@
         </w:numPr>
       </w:pPr>
       <w:r>
-        <w:t xml:space="preserve">After fixing bugs, perform regression testing to ensure that changes have not adversely affected other </w:t>
-      </w:r>
-      <w:r>
-        <w:t>application parts</w:t>
-      </w:r>
-      <w:r>
-        <w:t>.</w:t>
+        <w:t>Once testing is complete, review the outcomes and reflect on the process. Identify any areas for improvement in future testing cycles.</w:t>
       </w:r>
     </w:p>
     <w:p>
@@ -404,7 +423,7 @@
         </w:numPr>
       </w:pPr>
       <w:r>
-        <w:t>Review and Reflect</w:t>
+        <w:t>Prepare a Testing Report</w:t>
       </w:r>
     </w:p>
     <w:p>
@@ -416,31 +435,13 @@
         </w:numPr>
       </w:pPr>
       <w:r>
-        <w:t>Once testing is complete, review the outcomes and reflect on the process. Identify any areas for improvement in future testing cycles.</w:t>
-      </w:r>
-    </w:p>
-    <w:p>
-      <w:pPr>
-        <w:pStyle w:val="ListParagraph"/>
-        <w:numPr>
-          <w:ilvl w:val="0"/>
-          <w:numId w:val="1"/>
-        </w:numPr>
-      </w:pPr>
-      <w:r>
-        <w:t>Prepare a Testing Report</w:t>
-      </w:r>
-    </w:p>
-    <w:p>
-      <w:pPr>
-        <w:pStyle w:val="ListParagraph"/>
-        <w:numPr>
-          <w:ilvl w:val="1"/>
-          <w:numId w:val="1"/>
-        </w:numPr>
-      </w:pPr>
-      <w:r>
-        <w:t>Compile your findings, including a list of tests performed, bugs found, and any recommendations for improvement, into a comprehensive testing report.</w:t>
+        <w:t>Compile your findings, including a list of tests performed, bugs found, and any recommendations for improvement, into a comprehensive testing report</w:t>
+      </w:r>
+      <w:r>
+        <w:t xml:space="preserve"> on the provided Excel sheet</w:t>
+      </w:r>
+      <w:r>
+        <w:t>.</w:t>
       </w:r>
     </w:p>
     <w:p>
@@ -463,6 +464,21 @@
       </w:r>
       <w:r>
         <w:t xml:space="preserve">. </w:t>
+      </w:r>
+    </w:p>
+    <w:p>
+      <w:pPr>
+        <w:rPr>
+          <w:b/>
+          <w:bCs/>
+        </w:rPr>
+      </w:pPr>
+      <w:r>
+        <w:rPr>
+          <w:b/>
+          <w:bCs/>
+        </w:rPr>
+        <w:br w:type="page"/>
       </w:r>
     </w:p>
     <w:p>
